--- a/docs/proposals/2026-03-23-sasa-ai-quote-v6.docx
+++ b/docs/proposals/2026-03-23-sasa-ai-quote-v6.docx
@@ -2,7 +2,7 @@
 <file path=word/document.xml><?xml version="1.0" encoding="utf-8"?>
 <w:document xmlns:w="http://schemas.openxmlformats.org/wordprocessingml/2006/main" xmlns:m="http://schemas.openxmlformats.org/officeDocument/2006/math" xmlns:r="http://schemas.openxmlformats.org/officeDocument/2006/relationships" xmlns:o="urn:schemas-microsoft-com:office:office" xmlns:v="urn:schemas-microsoft-com:vml" xmlns:w10="urn:schemas-microsoft-com:office:word" xmlns:a="http://schemas.openxmlformats.org/drawingml/2006/main" xmlns:pic="http://schemas.openxmlformats.org/drawingml/2006/picture" xmlns:wp="http://schemas.openxmlformats.org/drawingml/2006/wordprocessingDrawing">
   <w:body>
-    <w:bookmarkStart w:id="17" w:name="quotation"/>
+    <w:bookmarkStart w:id="18" w:name="quotation"/>
     <w:p>
       <w:pPr>
         <w:pStyle w:val="Heading1"/>
@@ -99,13 +99,13 @@
         <w:t xml:space="preserve"> </w:t>
       </w:r>
       <w:r>
-        <w:t xml:space="preserve">Richard [Surname]</w:t>
+        <w:t xml:space="preserve">Richard Shewry</w:t>
       </w:r>
       <w:r>
         <w:t xml:space="preserve"> </w:t>
       </w:r>
       <w:r>
-        <w:t xml:space="preserve">[Company / Trading Name]</w:t>
+        <w:t xml:space="preserve">VillageIO</w:t>
       </w:r>
       <w:r>
         <w:t xml:space="preserve"> </w:t>
@@ -656,7 +656,357 @@
       </w:r>
     </w:p>
     <w:bookmarkEnd w:id="11"/>
-    <w:bookmarkStart w:id="12" w:name="programme-extension-option"/>
+    <w:bookmarkStart w:id="12" w:name="X9a20b324f5e3ff5a03cd273b87b34cfce9a44ab"/>
+    <w:p>
+      <w:pPr>
+        <w:pStyle w:val="Heading2"/>
+      </w:pPr>
+      <w:r>
+        <w:t xml:space="preserve">Programme Schedule — 6 Co-development Sessions</w:t>
+      </w:r>
+    </w:p>
+    <w:tbl>
+      <w:tblPr>
+        <w:tblStyle w:val="Table"/>
+        <w:tblW w:type="pct" w:w="5000"/>
+        <w:tblLayout w:type="fixed"/>
+        <w:tblLook w:firstRow="1" w:lastRow="0" w:firstColumn="0" w:lastColumn="0" w:noHBand="0" w:noVBand="0" w:val="0020"/>
+      </w:tblPr>
+      <w:tblGrid>
+        <w:gridCol w:w="2640"/>
+        <w:gridCol w:w="2640"/>
+        <w:gridCol w:w="2640"/>
+      </w:tblGrid>
+      <w:tr>
+        <w:trPr>
+          <w:tblHeader w:val="on"/>
+        </w:trPr>
+        <w:tc>
+          <w:tcPr/>
+          <w:p>
+            <w:pPr>
+              <w:pStyle w:val="Compact"/>
+            </w:pPr>
+            <w:r>
+              <w:t xml:space="preserve">#</w:t>
+            </w:r>
+          </w:p>
+        </w:tc>
+        <w:tc>
+          <w:tcPr/>
+          <w:p>
+            <w:pPr>
+              <w:pStyle w:val="Compact"/>
+            </w:pPr>
+            <w:r>
+              <w:t xml:space="preserve">Session</w:t>
+            </w:r>
+          </w:p>
+        </w:tc>
+        <w:tc>
+          <w:tcPr/>
+          <w:p>
+            <w:pPr>
+              <w:pStyle w:val="Compact"/>
+            </w:pPr>
+            <w:r>
+              <w:t xml:space="preserve">Timing</w:t>
+            </w:r>
+          </w:p>
+        </w:tc>
+      </w:tr>
+      <w:tr>
+        <w:tc>
+          <w:tcPr/>
+          <w:p>
+            <w:pPr>
+              <w:pStyle w:val="Compact"/>
+            </w:pPr>
+            <w:r>
+              <w:t xml:space="preserve">1</w:t>
+            </w:r>
+          </w:p>
+        </w:tc>
+        <w:tc>
+          <w:tcPr/>
+          <w:p>
+            <w:pPr>
+              <w:pStyle w:val="Compact"/>
+            </w:pPr>
+            <w:r>
+              <w:rPr>
+                <w:b/>
+                <w:bCs/>
+              </w:rPr>
+              <w:t xml:space="preserve">Foundations Audit, Strategic Framing &amp; Prompt Engineering</w:t>
+            </w:r>
+            <w:r>
+              <w:t xml:space="preserve"> </w:t>
+            </w:r>
+            <w:r>
+              <w:t xml:space="preserve">— Map SASA data landscape, configure AI tooling, prompt engineering fundamentals (RCTF, XML tags, 200K context), establish shared prompt library</w:t>
+            </w:r>
+          </w:p>
+        </w:tc>
+        <w:tc>
+          <w:tcPr/>
+          <w:p>
+            <w:pPr>
+              <w:pStyle w:val="Compact"/>
+            </w:pPr>
+            <w:r>
+              <w:t xml:space="preserve">Week 1</w:t>
+            </w:r>
+          </w:p>
+        </w:tc>
+      </w:tr>
+      <w:tr>
+        <w:tc>
+          <w:tcPr/>
+          <w:p>
+            <w:pPr>
+              <w:pStyle w:val="Compact"/>
+            </w:pPr>
+            <w:r>
+              <w:t xml:space="preserve">2</w:t>
+            </w:r>
+          </w:p>
+        </w:tc>
+        <w:tc>
+          <w:tcPr/>
+          <w:p>
+            <w:pPr>
+              <w:pStyle w:val="Compact"/>
+            </w:pPr>
+            <w:r>
+              <w:rPr>
+                <w:b/>
+                <w:bCs/>
+              </w:rPr>
+              <w:t xml:space="preserve">Excel, Reporting &amp; AI-Generated Workflows</w:t>
+            </w:r>
+            <w:r>
+              <w:t xml:space="preserve"> </w:t>
+            </w:r>
+            <w:r>
+              <w:t xml:space="preserve">— Rebuild SASA Excel report with AI co-pilot, reusable prompt library, exception-flagging template, Copilot integration, report narrative automation, one AI-assisted report reviewed by director</w:t>
+            </w:r>
+          </w:p>
+        </w:tc>
+        <w:tc>
+          <w:tcPr/>
+          <w:p>
+            <w:pPr>
+              <w:pStyle w:val="Compact"/>
+            </w:pPr>
+            <w:r>
+              <w:t xml:space="preserve">Week 3</w:t>
+            </w:r>
+          </w:p>
+        </w:tc>
+      </w:tr>
+      <w:tr>
+        <w:tc>
+          <w:tcPr/>
+          <w:p>
+            <w:pPr>
+              <w:pStyle w:val="Compact"/>
+            </w:pPr>
+            <w:r>
+              <w:t xml:space="preserve">3</w:t>
+            </w:r>
+          </w:p>
+        </w:tc>
+        <w:tc>
+          <w:tcPr/>
+          <w:p>
+            <w:pPr>
+              <w:pStyle w:val="Compact"/>
+            </w:pPr>
+            <w:r>
+              <w:rPr>
+                <w:b/>
+                <w:bCs/>
+              </w:rPr>
+              <w:t xml:space="preserve">Large Datasets, RAG &amp; Context Management</w:t>
+            </w:r>
+            <w:r>
+              <w:t xml:space="preserve"> </w:t>
+            </w:r>
+            <w:r>
+              <w:t xml:space="preserve">— Retrieval Augmented Generation for 10-year multi-centre data, context window management, chunking and summarisation strategies, data-preparation checklist</w:t>
+            </w:r>
+          </w:p>
+        </w:tc>
+        <w:tc>
+          <w:tcPr/>
+          <w:p>
+            <w:pPr>
+              <w:pStyle w:val="Compact"/>
+            </w:pPr>
+            <w:r>
+              <w:t xml:space="preserve">Week 5</w:t>
+            </w:r>
+          </w:p>
+        </w:tc>
+      </w:tr>
+      <w:tr>
+        <w:tc>
+          <w:tcPr/>
+          <w:p>
+            <w:pPr>
+              <w:pStyle w:val="Compact"/>
+            </w:pPr>
+            <w:r>
+              <w:t xml:space="preserve">4</w:t>
+            </w:r>
+          </w:p>
+        </w:tc>
+        <w:tc>
+          <w:tcPr/>
+          <w:p>
+            <w:pPr>
+              <w:pStyle w:val="Compact"/>
+            </w:pPr>
+            <w:r>
+              <w:rPr>
+                <w:b/>
+                <w:bCs/>
+              </w:rPr>
+              <w:t xml:space="preserve">Python &amp; Automation Pipelines</w:t>
+            </w:r>
+            <w:r>
+              <w:t xml:space="preserve"> </w:t>
+            </w:r>
+            <w:r>
+              <w:t xml:space="preserve">— AI-generated Python pipeline (LIMS → flagged output), Node.js for API connectors, version control, automation candidate list (input to Session 6 build day)</w:t>
+            </w:r>
+          </w:p>
+        </w:tc>
+        <w:tc>
+          <w:tcPr/>
+          <w:p>
+            <w:pPr>
+              <w:pStyle w:val="Compact"/>
+            </w:pPr>
+            <w:r>
+              <w:t xml:space="preserve">Week 7</w:t>
+            </w:r>
+          </w:p>
+        </w:tc>
+      </w:tr>
+      <w:tr>
+        <w:tc>
+          <w:tcPr/>
+          <w:p>
+            <w:pPr>
+              <w:pStyle w:val="Compact"/>
+            </w:pPr>
+            <w:r>
+              <w:t xml:space="preserve">5</w:t>
+            </w:r>
+          </w:p>
+        </w:tc>
+        <w:tc>
+          <w:tcPr/>
+          <w:p>
+            <w:pPr>
+              <w:pStyle w:val="Compact"/>
+            </w:pPr>
+            <w:r>
+              <w:rPr>
+                <w:b/>
+                <w:bCs/>
+              </w:rPr>
+              <w:t xml:space="preserve">Local AI Infrastructure &amp; Agentic Workflows</w:t>
+            </w:r>
+            <w:r>
+              <w:t xml:space="preserve"> </w:t>
+            </w:r>
+            <w:r>
+              <w:t xml:space="preserve">— Install Ollama + Open WebUI on SASA server, browser access for all, local RAG (no internet), data governance policy, introduce agents and n8n, build SASA agent pipeline</w:t>
+            </w:r>
+          </w:p>
+        </w:tc>
+        <w:tc>
+          <w:tcPr/>
+          <w:p>
+            <w:pPr>
+              <w:pStyle w:val="Compact"/>
+            </w:pPr>
+            <w:r>
+              <w:t xml:space="preserve">Week 9</w:t>
+            </w:r>
+          </w:p>
+        </w:tc>
+      </w:tr>
+      <w:tr>
+        <w:tc>
+          <w:tcPr/>
+          <w:p>
+            <w:pPr>
+              <w:pStyle w:val="Compact"/>
+            </w:pPr>
+            <w:r>
+              <w:t xml:space="preserve">6</w:t>
+            </w:r>
+          </w:p>
+        </w:tc>
+        <w:tc>
+          <w:tcPr/>
+          <w:p>
+            <w:pPr>
+              <w:pStyle w:val="Compact"/>
+            </w:pPr>
+            <w:r>
+              <w:rPr>
+                <w:b/>
+                <w:bCs/>
+              </w:rPr>
+              <w:t xml:space="preserve">Build Day, Governance &amp; Programme Roadmap</w:t>
+            </w:r>
+            <w:r>
+              <w:t xml:space="preserve"> </w:t>
+            </w:r>
+            <w:r>
+              <w:t xml:space="preserve">— Teams build one working tool, showcase builds, SASA AI governance framework, 12-month integration roadmap, individual 90-day action plans</w:t>
+            </w:r>
+          </w:p>
+        </w:tc>
+        <w:tc>
+          <w:tcPr/>
+          <w:p>
+            <w:pPr>
+              <w:pStyle w:val="Compact"/>
+            </w:pPr>
+            <w:r>
+              <w:t xml:space="preserve">Week 11</w:t>
+            </w:r>
+          </w:p>
+        </w:tc>
+      </w:tr>
+    </w:tbl>
+    <w:p>
+      <w:pPr>
+        <w:pStyle w:val="BodyText"/>
+      </w:pPr>
+      <w:r>
+        <w:rPr>
+          <w:i/>
+          <w:iCs/>
+        </w:rPr>
+        <w:t xml:space="preserve">Additional sessions are available as a follow-on engagement to extend the programme further.</w:t>
+      </w:r>
+    </w:p>
+    <w:p>
+      <w:r>
+        <w:pict>
+          <v:rect style="width:0;height:1.5pt" o:hralign="center" o:hrstd="t" o:hr="t"/>
+        </w:pict>
+      </w:r>
+    </w:p>
+    <w:bookmarkEnd w:id="12"/>
+    <w:bookmarkStart w:id="13" w:name="programme-extension-option"/>
     <w:p>
       <w:pPr>
         <w:pStyle w:val="Heading2"/>
@@ -916,8 +1266,8 @@
         </w:pict>
       </w:r>
     </w:p>
-    <w:bookmarkEnd w:id="12"/>
-    <w:bookmarkStart w:id="13" w:name="additional-items-if-applicable"/>
+    <w:bookmarkEnd w:id="13"/>
+    <w:bookmarkStart w:id="14" w:name="additional-items-if-applicable"/>
     <w:p>
       <w:pPr>
         <w:pStyle w:val="Heading2"/>
@@ -1054,8 +1404,8 @@
         </w:pict>
       </w:r>
     </w:p>
-    <w:bookmarkEnd w:id="13"/>
-    <w:bookmarkStart w:id="14" w:name="payment-terms"/>
+    <w:bookmarkEnd w:id="14"/>
+    <w:bookmarkStart w:id="15" w:name="payment-terms"/>
     <w:p>
       <w:pPr>
         <w:pStyle w:val="Heading2"/>
@@ -1135,8 +1485,8 @@
         </w:pict>
       </w:r>
     </w:p>
-    <w:bookmarkEnd w:id="14"/>
-    <w:bookmarkStart w:id="15" w:name="banking-details"/>
+    <w:bookmarkEnd w:id="15"/>
+    <w:bookmarkStart w:id="16" w:name="banking-details"/>
     <w:p>
       <w:pPr>
         <w:pStyle w:val="Heading2"/>
@@ -1283,8 +1633,8 @@
         </w:pict>
       </w:r>
     </w:p>
-    <w:bookmarkEnd w:id="15"/>
-    <w:bookmarkStart w:id="16" w:name="terms-conditions"/>
+    <w:bookmarkEnd w:id="16"/>
+    <w:bookmarkStart w:id="17" w:name="terms-conditions"/>
     <w:p>
       <w:pPr>
         <w:pStyle w:val="Heading2"/>
@@ -1440,7 +1790,7 @@
           <w:b/>
           <w:bCs/>
         </w:rPr>
-        <w:t xml:space="preserve">Richard [Surname]</w:t>
+        <w:t xml:space="preserve">Richard Shewry</w:t>
       </w:r>
       <w:r>
         <w:t xml:space="preserve"> </w:t>
@@ -1460,11 +1810,11 @@
           <w:b/>
           <w:bCs/>
         </w:rPr>
-        <w:t xml:space="preserve">[Company / Trading Name]</w:t>
-      </w:r>
-    </w:p>
-    <w:bookmarkEnd w:id="16"/>
+        <w:t xml:space="preserve">VillageIO</w:t>
+      </w:r>
+    </w:p>
     <w:bookmarkEnd w:id="17"/>
+    <w:bookmarkEnd w:id="18"/>
     <w:sectPr>
       <w:footnotePr>
         <w:numRestart w:val="eachSect"/>

--- a/docs/proposals/2026-03-23-sasa-ai-quote-v6.docx
+++ b/docs/proposals/2026-03-23-sasa-ai-quote-v6.docx
@@ -123,7 +123,7 @@
         <w:t xml:space="preserve"> </w:t>
       </w:r>
       <w:r>
-        <w:t xml:space="preserve">[Email] | [Phone]</w:t>
+        <w:t xml:space="preserve">richard@villageio.co.za | 071 385 3031</w:t>
       </w:r>
     </w:p>
     <w:p>
@@ -178,7 +178,7 @@
         <w:t xml:space="preserve"> </w:t>
       </w:r>
       <w:r>
-        <w:t xml:space="preserve">[Contact Name]</w:t>
+        <w:t xml:space="preserve">Programme Coordinator</w:t>
       </w:r>
       <w:r>
         <w:t xml:space="preserve"> </w:t>
@@ -1524,7 +1524,7 @@
               <w:pStyle w:val="Compact"/>
             </w:pPr>
             <w:r>
-              <w:t xml:space="preserve">[Bank Name]</w:t>
+              <w:t xml:space="preserve">FNB</w:t>
             </w:r>
           </w:p>
         </w:tc>
@@ -1548,7 +1548,7 @@
               <w:pStyle w:val="Compact"/>
             </w:pPr>
             <w:r>
-              <w:t xml:space="preserve">[Account Name]</w:t>
+              <w:t xml:space="preserve">Villageio (Pty) Ltd</w:t>
             </w:r>
           </w:p>
         </w:tc>
@@ -1572,7 +1572,7 @@
               <w:pStyle w:val="Compact"/>
             </w:pPr>
             <w:r>
-              <w:t xml:space="preserve">[Account Number]</w:t>
+              <w:t xml:space="preserve">63102585370</w:t>
             </w:r>
           </w:p>
         </w:tc>
@@ -1596,7 +1596,7 @@
               <w:pStyle w:val="Compact"/>
             </w:pPr>
             <w:r>
-              <w:t xml:space="preserve">[Branch Code]</w:t>
+              <w:t xml:space="preserve">250655</w:t>
             </w:r>
           </w:p>
         </w:tc>
@@ -1800,7 +1800,7 @@
           <w:b/>
           <w:bCs/>
         </w:rPr>
-        <w:t xml:space="preserve">[Email] | [Phone]</w:t>
+        <w:t xml:space="preserve">richard@villageio.co.za | 071 385 3031</w:t>
       </w:r>
       <w:r>
         <w:t xml:space="preserve"> </w:t>
